--- a/Docs/Version 3/uMakerAi-Qwen-Alibaba-EN.docx
+++ b/Docs/Version 3/uMakerAi-Qwen-Alibaba-EN.docx
@@ -2847,7 +2847,7 @@
         <w:pStyle w:val="Heading2"/>
       </w:pPr>
       <w:r>
-        <w:t xml:space="preserve">2.3 Set Model after DriverName</w:t>
+        <w:t xml:space="preserve">2.3 Model and DriverName</w:t>
       </w:r>
     </w:p>
     <w:p>
@@ -2891,7 +2891,7 @@
         <w:t xml:space="preserve">TAiChatConnection</w:t>
       </w:r>
       <w:r>
-        <w:t xml:space="preserve">, and each catalog model's own parameters (for example </w:t>
+        <w:t xml:space="preserve">. With no </w:t>
       </w:r>
       <w:r>
         <w:rPr>
@@ -2900,10 +2900,10 @@
           <w:sz w:val="19"/>
           <w:szCs w:val="19"/>
         </w:rPr>
-        <w:t xml:space="preserve">cap_Image</w:t>
-      </w:r>
-      <w:r>
-        <w:t xml:space="preserve">) are only applied when </w:t>
+        <w:t xml:space="preserve">Model</w:t>
+      </w:r>
+      <w:r>
+        <w:t xml:space="preserve">, the driver default (</w:t>
       </w:r>
       <w:r>
         <w:rPr>
@@ -2912,10 +2912,22 @@
           <w:sz w:val="19"/>
           <w:szCs w:val="19"/>
         </w:rPr>
-        <w:t xml:space="preserve">Model</w:t>
-      </w:r>
-      <w:r>
-        <w:t xml:space="preserve"> is set. With an empty model the driver default is used without those parameters, and an attached image is not sent.</w:t>
+        <w:t xml:space="preserve">qwen3.8-flash</w:t>
+      </w:r>
+      <w:r>
+        <w:t xml:space="preserve">) is used with its catalog parameters, exactly as if it had been set; for another model, set it after </w:t>
+      </w:r>
+      <w:r>
+        <w:rPr>
+          <w:rFonts w:ascii="Consolas" w:cs="Consolas" w:eastAsia="Consolas" w:hAnsi="Consolas"/>
+          <w:color w:val="0B4F8A"/>
+          <w:sz w:val="19"/>
+          <w:szCs w:val="19"/>
+        </w:rPr>
+        <w:t xml:space="preserve">DriverName</w:t>
+      </w:r>
+      <w:r>
+        <w:t xml:space="preserve">.</w:t>
       </w:r>
     </w:p>
     <w:p>
